--- a/doc/subdocs/userapi/VcsSvn.docx
+++ b/doc/subdocs/userapi/VcsSvn.docx
@@ -156,13 +156,6 @@
     <w:p>
       <w:pPr>
         <w:pStyle w:val="CodeBlock1"/>
-      </w:pPr>
-      <w:r>
-        <w:t>Part('src/print_msg.parts',vcs_type=VcsSvn(repository='print_msg/'))</w:t>
-      </w:r>
-    </w:p>
-    <w:p>
-      <w:pPr>
         <w:sectPr>
           <w:type w:val="continuous"/>
           <w:pgSz w:w="12240" w:h="15840"/>
@@ -171,6 +164,9 @@
           <w:docGrid w:linePitch="360"/>
         </w:sectPr>
       </w:pPr>
+      <w:r>
+        <w:t>Part('src/print_msg.parts',vcs_type=VcsSvn(repository='print_msg/')</w:t>
+      </w:r>
     </w:p>
     <w:p/>
     <w:sectPr>
